--- a/docs/hub/estate/Planning and Insight/Reports/1052-53/1052-10-17_Faculty-NSS-Deep-Dive_v01.docx
+++ b/docs/hub/estate/Planning and Insight/Reports/1052-53/1052-10-17_Faculty-NSS-Deep-Dive_v01.docx
@@ -50,21 +50,11 @@
         <w:rPr>
           <w:b/>
         </w:rPr>
-        <w:t>Only three-year programmes have finalists in the NSS.</w:t>
+        <w:t>A Faculty figure is an average of two departments.</w:t>
       </w:r>
       <w:r>
         <w:rPr/>
-        <w:t xml:space="preserve"> In this Faculty that is Occupational Therapy, Pharmacy, Physiotherapy, Social Work and Somatic Wellbeing Enquiry, all in the Department of Health. </w:t>
-      </w:r>
-      <w:r>
-        <w:rPr>
-          <w:b/>
-        </w:rPr>
-        <w:t>The Department of Education's programmes are two-year programmes and have no NSS results.</w:t>
-      </w:r>
-      <w:r>
-        <w:rPr/>
-        <w:t xml:space="preserve"> Any action plan in Education responds to Faculty-level figures, not its own.</w:t>
+        <w:t xml:space="preserve"> The two moved in different directions this year. Read the department lines before acting on the Faculty line.</w:t>
       </w:r>
     </w:p>
     <w:p>
@@ -78,19 +68,19 @@
     <w:p>
       <w:r>
         <w:rPr/>
-        <w:t>Faculty overall satisfaction: 3.75 (NSS 1051) to 3.74 (NSS 1052). Flat.</w:t>
+        <w:t>Faculty overall satisfaction: 3.79 (NSS 1051) to 3.82 (NSS 1052). Flat.</w:t>
       </w:r>
     </w:p>
     <w:p>
       <w:r>
         <w:rPr/>
-        <w:t>Faculty Assessment and Feedback: 3.74 to 3.7. The theme that moved, and the one the Dean's note was about.</w:t>
+        <w:t>Faculty Assessment and Feedback: 3.65 to 3.62. The theme that moved, and the one the Dean's note was about.</w:t>
       </w:r>
     </w:p>
     <w:p>
       <w:r>
         <w:rPr/>
-        <w:t>Respondents: 253 across the five programmes.</w:t>
+        <w:t>Respondents: 815 across the twelve programmes.</w:t>
       </w:r>
     </w:p>
     <w:p>
@@ -98,7 +88,210 @@
         <w:pStyle w:val="Heading2"/>
       </w:pPr>
       <w:r>
-        <w:t>By programme</w:t>
+        <w:t>By department</w:t>
+      </w:r>
+    </w:p>
+    <w:tbl>
+      <w:tblPr>
+        <w:tblStyle w:val="TableGrid"/>
+        <w:tblW w:type="auto" w:w="0"/>
+        <w:tblLook w:firstColumn="1" w:firstRow="1" w:lastColumn="0" w:lastRow="0" w:noHBand="0" w:noVBand="1" w:val="04A0"/>
+      </w:tblPr>
+      <w:tblGrid>
+        <w:gridCol w:w="1728"/>
+        <w:gridCol w:w="1728"/>
+        <w:gridCol w:w="1728"/>
+        <w:gridCol w:w="1728"/>
+        <w:gridCol w:w="1728"/>
+      </w:tblGrid>
+      <w:tr>
+        <w:tc>
+          <w:tcPr>
+            <w:tcW w:type="dxa" w:w="1728"/>
+          </w:tcPr>
+          <w:p>
+            <w:r>
+              <w:rPr>
+                <w:b/>
+              </w:rPr>
+              <w:t>Department</w:t>
+            </w:r>
+          </w:p>
+        </w:tc>
+        <w:tc>
+          <w:tcPr>
+            <w:tcW w:type="dxa" w:w="1728"/>
+          </w:tcPr>
+          <w:p>
+            <w:r>
+              <w:rPr>
+                <w:b/>
+              </w:rPr>
+              <w:t>Overall 1051</w:t>
+            </w:r>
+          </w:p>
+        </w:tc>
+        <w:tc>
+          <w:tcPr>
+            <w:tcW w:type="dxa" w:w="1728"/>
+          </w:tcPr>
+          <w:p>
+            <w:r>
+              <w:rPr>
+                <w:b/>
+              </w:rPr>
+              <w:t>Overall 1052</w:t>
+            </w:r>
+          </w:p>
+        </w:tc>
+        <w:tc>
+          <w:tcPr>
+            <w:tcW w:type="dxa" w:w="1728"/>
+          </w:tcPr>
+          <w:p>
+            <w:r>
+              <w:rPr>
+                <w:b/>
+              </w:rPr>
+              <w:t>Assessment and Feedback 1051</w:t>
+            </w:r>
+          </w:p>
+        </w:tc>
+        <w:tc>
+          <w:tcPr>
+            <w:tcW w:type="dxa" w:w="1728"/>
+          </w:tcPr>
+          <w:p>
+            <w:r>
+              <w:rPr>
+                <w:b/>
+              </w:rPr>
+              <w:t>Assessment and Feedback 1052</w:t>
+            </w:r>
+          </w:p>
+        </w:tc>
+      </w:tr>
+      <w:tr>
+        <w:tc>
+          <w:tcPr>
+            <w:tcW w:type="dxa" w:w="1728"/>
+          </w:tcPr>
+          <w:p>
+            <w:r>
+              <w:rPr/>
+              <w:t>Health</w:t>
+            </w:r>
+          </w:p>
+        </w:tc>
+        <w:tc>
+          <w:tcPr>
+            <w:tcW w:type="dxa" w:w="1728"/>
+          </w:tcPr>
+          <w:p>
+            <w:r>
+              <w:rPr/>
+              <w:t>3.78</w:t>
+            </w:r>
+          </w:p>
+        </w:tc>
+        <w:tc>
+          <w:tcPr>
+            <w:tcW w:type="dxa" w:w="1728"/>
+          </w:tcPr>
+          <w:p>
+            <w:r>
+              <w:rPr/>
+              <w:t>3.8</w:t>
+            </w:r>
+          </w:p>
+        </w:tc>
+        <w:tc>
+          <w:tcPr>
+            <w:tcW w:type="dxa" w:w="1728"/>
+          </w:tcPr>
+          <w:p>
+            <w:r>
+              <w:rPr/>
+              <w:t>3.63</w:t>
+            </w:r>
+          </w:p>
+        </w:tc>
+        <w:tc>
+          <w:tcPr>
+            <w:tcW w:type="dxa" w:w="1728"/>
+          </w:tcPr>
+          <w:p>
+            <w:r>
+              <w:rPr/>
+              <w:t>3.57</w:t>
+            </w:r>
+          </w:p>
+        </w:tc>
+      </w:tr>
+      <w:tr>
+        <w:tc>
+          <w:tcPr>
+            <w:tcW w:type="dxa" w:w="1728"/>
+          </w:tcPr>
+          <w:p>
+            <w:r>
+              <w:rPr/>
+              <w:t>Education</w:t>
+            </w:r>
+          </w:p>
+        </w:tc>
+        <w:tc>
+          <w:tcPr>
+            <w:tcW w:type="dxa" w:w="1728"/>
+          </w:tcPr>
+          <w:p>
+            <w:r>
+              <w:rPr/>
+              <w:t>3.8</w:t>
+            </w:r>
+          </w:p>
+        </w:tc>
+        <w:tc>
+          <w:tcPr>
+            <w:tcW w:type="dxa" w:w="1728"/>
+          </w:tcPr>
+          <w:p>
+            <w:r>
+              <w:rPr/>
+              <w:t>3.88</w:t>
+            </w:r>
+          </w:p>
+        </w:tc>
+        <w:tc>
+          <w:tcPr>
+            <w:tcW w:type="dxa" w:w="1728"/>
+          </w:tcPr>
+          <w:p>
+            <w:r>
+              <w:rPr/>
+              <w:t>3.7</w:t>
+            </w:r>
+          </w:p>
+        </w:tc>
+        <w:tc>
+          <w:tcPr>
+            <w:tcW w:type="dxa" w:w="1728"/>
+          </w:tcPr>
+          <w:p>
+            <w:r>
+              <w:rPr/>
+              <w:t>3.72</w:t>
+            </w:r>
+          </w:p>
+        </w:tc>
+      </w:tr>
+    </w:tbl>
+    <w:p>
+      <w:pPr>
+        <w:pStyle w:val="Heading2"/>
+      </w:pPr>
+      <w:r>
+        <w:t>Selected Health programmes</w:t>
       </w:r>
     </w:p>
     <w:tbl>
@@ -200,7 +393,7 @@
           <w:p>
             <w:r>
               <w:rPr/>
-              <w:t>3.87</w:t>
+              <w:t>3.77</w:t>
             </w:r>
           </w:p>
         </w:tc>
@@ -211,7 +404,7 @@
           <w:p>
             <w:r>
               <w:rPr/>
-              <w:t>3.76</w:t>
+              <w:t>3.84</w:t>
             </w:r>
           </w:p>
         </w:tc>
@@ -222,7 +415,7 @@
           <w:p>
             <w:r>
               <w:rPr/>
-              <w:t>3.82</w:t>
+              <w:t>3.7</w:t>
             </w:r>
           </w:p>
         </w:tc>
@@ -233,7 +426,7 @@
           <w:p>
             <w:r>
               <w:rPr/>
-              <w:t>3.74</w:t>
+              <w:t>3.52</w:t>
             </w:r>
           </w:p>
         </w:tc>
@@ -257,7 +450,7 @@
           <w:p>
             <w:r>
               <w:rPr/>
-              <w:t>3.88</w:t>
+              <w:t>3.83</w:t>
             </w:r>
           </w:p>
         </w:tc>
@@ -268,7 +461,7 @@
           <w:p>
             <w:r>
               <w:rPr/>
-              <w:t>3.75</w:t>
+              <w:t>3.73</w:t>
             </w:r>
           </w:p>
         </w:tc>
@@ -279,7 +472,7 @@
           <w:p>
             <w:r>
               <w:rPr/>
-              <w:t>3.79</w:t>
+              <w:t>3.63</w:t>
             </w:r>
           </w:p>
         </w:tc>
@@ -290,7 +483,7 @@
           <w:p>
             <w:r>
               <w:rPr/>
-              <w:t>3.7</w:t>
+              <w:t>3.49</w:t>
             </w:r>
           </w:p>
         </w:tc>
@@ -314,7 +507,7 @@
           <w:p>
             <w:r>
               <w:rPr/>
-              <w:t>3.64</w:t>
+              <w:t>3.72</w:t>
             </w:r>
           </w:p>
         </w:tc>
@@ -325,18 +518,7 @@
           <w:p>
             <w:r>
               <w:rPr/>
-              <w:t>3.66</w:t>
-            </w:r>
-          </w:p>
-        </w:tc>
-        <w:tc>
-          <w:tcPr>
-            <w:tcW w:type="dxa" w:w="1728"/>
-          </w:tcPr>
-          <w:p>
-            <w:r>
-              <w:rPr/>
-              <w:t>3.83</w:t>
+              <w:t>3.75</w:t>
             </w:r>
           </w:p>
         </w:tc>
@@ -348,6 +530,17 @@
             <w:r>
               <w:rPr/>
               <w:t>3.62</w:t>
+            </w:r>
+          </w:p>
+        </w:tc>
+        <w:tc>
+          <w:tcPr>
+            <w:tcW w:type="dxa" w:w="1728"/>
+          </w:tcPr>
+          <w:p>
+            <w:r>
+              <w:rPr/>
+              <w:t>3.48</w:t>
             </w:r>
           </w:p>
         </w:tc>
@@ -371,7 +564,7 @@
           <w:p>
             <w:r>
               <w:rPr/>
-              <w:t>3.58</w:t>
+              <w:t>3.71</w:t>
             </w:r>
           </w:p>
         </w:tc>
@@ -382,7 +575,7 @@
           <w:p>
             <w:r>
               <w:rPr/>
-              <w:t>3.75</w:t>
+              <w:t>3.8</w:t>
             </w:r>
           </w:p>
         </w:tc>
@@ -393,7 +586,7 @@
           <w:p>
             <w:r>
               <w:rPr/>
-              <w:t>3.45</w:t>
+              <w:t>3.61</w:t>
             </w:r>
           </w:p>
         </w:tc>
@@ -404,7 +597,7 @@
           <w:p>
             <w:r>
               <w:rPr/>
-              <w:t>3.79</w:t>
+              <w:t>3.65</w:t>
             </w:r>
           </w:p>
         </w:tc>
@@ -428,7 +621,7 @@
           <w:p>
             <w:r>
               <w:rPr/>
-              <w:t>3.59</w:t>
+              <w:t>3.85</w:t>
             </w:r>
           </w:p>
         </w:tc>
@@ -439,7 +632,7 @@
           <w:p>
             <w:r>
               <w:rPr/>
-              <w:t>3.72</w:t>
+              <w:t>3.77</w:t>
             </w:r>
           </w:p>
         </w:tc>
@@ -450,7 +643,7 @@
           <w:p>
             <w:r>
               <w:rPr/>
-              <w:t>3.74</w:t>
+              <w:t>3.51</w:t>
             </w:r>
           </w:p>
         </w:tc>
@@ -461,7 +654,7 @@
           <w:p>
             <w:r>
               <w:rPr/>
-              <w:t>3.6</w:t>
+              <w:t>3.68</w:t>
             </w:r>
           </w:p>
         </w:tc>
@@ -470,7 +663,7 @@
     <w:p>
       <w:r>
         <w:rPr/>
-        <w:t>Source: NSS by programme and theme, five years, in Data Extracts.</w:t>
+        <w:t>Source: NSS by programme and theme, five years, in Data Extracts, which has all twelve programmes.</w:t>
       </w:r>
     </w:p>
     <w:p>
@@ -484,7 +677,7 @@
     <w:p>
       <w:r>
         <w:rPr/>
-        <w:t>Free text comments on Assessment and Feedback in the two programmes that fell most (Occupational Therapy and Somatic Wellbeing Enquiry) cluster on three things: the volume of assessment in Year 2; the time taken to return feedback; and feedback that "tells me the mark but not what to do". The Occupational Therapy external examiner has recommended a reduction in Year 2 assessment load in each of the last three reports.</w:t>
+        <w:t>Free text comments on Assessment and Feedback in the Health programmes that fell (Occupational Therapy, Somatic Wellbeing Enquiry and Pharmacy most) cluster on three things: the volume of assessment in Year 2; the time taken to return feedback; and feedback that "tells me the mark but not what to do". The Occupational Therapy external examiner has recommended a reduction in Year 2 assessment load in each of the last three reports.</w:t>
       </w:r>
     </w:p>
     <w:p>
@@ -501,7 +694,7 @@
       </w:pPr>
       <w:r>
         <w:rPr/>
-        <w:t>It does not say the Department of Education has a problem with assessment and feedback. It has no finalists and therefore no data. If Education wants evidence about its own students, the annual enrolment survey (all years) is the place to look, and it is flat.</w:t>
+        <w:t>It does not say the Department of Education has a problem with assessment and feedback. Education's line went up. If Education wants evidence about its students below Year 3, the annual enrolment survey (all years) is the place to look, and it is flat.</w:t>
       </w:r>
     </w:p>
     <w:p>
@@ -519,7 +712,7 @@
       </w:pPr>
       <w:r>
         <w:rPr/>
-        <w:t>It does not support an action plan written at Faculty level and applied to every programme. The movement is in two programmes and one theme.</w:t>
+        <w:t>It does not support an action plan written at Faculty level and applied to every programme. The movement is in one department and one theme.</w:t>
       </w:r>
     </w:p>
     <w:p>
@@ -533,7 +726,7 @@
     <w:p>
       <w:r>
         <w:rPr/>
-        <w:t>Occupational Therapy and Somatic Wellbeing Enquiry: review the Year 2 assessment load and feedback turnaround, which is also what the external examiner has asked for. Other programmes: no action on this evidence. Education: use the enrolment survey, not the NSS.</w:t>
+        <w:t>Department of Health, and Occupational Therapy, Somatic Wellbeing Enquiry and Pharmacy in particular: review the Year 2 assessment load and feedback turnaround, which for OT is also what the external examiner has asked for. Department of Education: no action on this evidence; keep doing what you are doing.</w:t>
       </w:r>
     </w:p>
     <w:p>
